--- a/minhchung/Minhchứng_B22DCAT172_LSBATK.docx
+++ b/minhchung/Minhchứng_B22DCAT172_LSBATK.docx
@@ -920,25 +920,7 @@
           <w:sz w:val="26"/>
           <w:szCs w:val="26"/>
         </w:rPr>
-        <w:t xml:space="preserve">Giấu tin LSB: Thay đổi bit cuối cùng (bit ít quan trọng nhất - LSB) của các điểm ảnh (pixel) để lưu trữ thông điệp. Việc thay đổi </w:t>
-      </w:r>
-      <w:proofErr w:type="gramStart"/>
-      <w:r>
-        <w:rPr>
-          <w:rFonts w:cs="Times New Roman"/>
-          <w:sz w:val="26"/>
-          <w:szCs w:val="26"/>
-        </w:rPr>
-        <w:t>1 bit</w:t>
-      </w:r>
-      <w:proofErr w:type="gramEnd"/>
-      <w:r>
-        <w:rPr>
-          <w:rFonts w:cs="Times New Roman"/>
-          <w:sz w:val="26"/>
-          <w:szCs w:val="26"/>
-        </w:rPr>
-        <w:t xml:space="preserve"> này gần như không làm thay đổi màu sắc của ảnh dưới mắt thường. </w:t>
+        <w:t xml:space="preserve">Giấu tin LSB: Thay đổi bit cuối cùng (bit ít quan trọng nhất - LSB) của các điểm ảnh (pixel) để lưu trữ thông điệp. Việc thay đổi 1 bit này gần như không làm thay đổi màu sắc của ảnh dưới mắt thường. </w:t>
       </w:r>
     </w:p>
     <w:p>
@@ -1246,6 +1228,7 @@
       <w:r>
         <w:rPr>
           <w:rFonts w:cs="Times New Roman"/>
+          <w:noProof/>
           <w:sz w:val="26"/>
           <w:szCs w:val="26"/>
         </w:rPr>
@@ -1400,6 +1383,8 @@
         </w:rPr>
         <w:t>thông điệp từ ảnh</w:t>
       </w:r>
+      <w:bookmarkStart w:id="2" w:name="_GoBack"/>
+      <w:bookmarkEnd w:id="2"/>
     </w:p>
     <w:p>
       <w:pPr>
@@ -1423,7 +1408,7 @@
           <w:sz w:val="26"/>
           <w:szCs w:val="26"/>
         </w:rPr>
-        <w:t>noise_attack.py — chương trình tấn công nhiễu</w:t>
+        <w:t>des_attack.py — chương trình tấn công phá hủy</w:t>
       </w:r>
     </w:p>
     <w:p>
@@ -1474,6 +1459,7 @@
       <w:r>
         <w:rPr>
           <w:rFonts w:cs="Times New Roman"/>
+          <w:noProof/>
           <w:sz w:val="26"/>
           <w:szCs w:val="26"/>
         </w:rPr>
@@ -1570,6 +1556,7 @@
       <w:r>
         <w:rPr>
           <w:rFonts w:cs="Times New Roman"/>
+          <w:noProof/>
           <w:sz w:val="26"/>
           <w:szCs w:val="26"/>
         </w:rPr>
@@ -1617,14 +1604,14 @@
           <w:rFonts w:cs="Times New Roman"/>
         </w:rPr>
       </w:pPr>
-      <w:bookmarkStart w:id="2" w:name="_Toc230191545"/>
+      <w:bookmarkStart w:id="3" w:name="_Toc230191545"/>
       <w:r>
         <w:rPr>
           <w:rFonts w:cs="Times New Roman"/>
         </w:rPr>
         <w:t>Nội dung thực hành</w:t>
       </w:r>
-      <w:bookmarkEnd w:id="2"/>
+      <w:bookmarkEnd w:id="3"/>
     </w:p>
     <w:p>
       <w:pPr>
@@ -1949,6 +1936,7 @@
       <w:r>
         <w:rPr>
           <w:rFonts w:cs="Times New Roman"/>
+          <w:noProof/>
           <w:sz w:val="26"/>
           <w:szCs w:val="26"/>
         </w:rPr>
@@ -2054,6 +2042,7 @@
         <w:rPr>
           <w:rFonts w:ascii="Courier New" w:hAnsi="Courier New" w:cs="Courier New"/>
           <w:i/>
+          <w:noProof/>
           <w:sz w:val="26"/>
           <w:szCs w:val="26"/>
         </w:rPr>
@@ -2372,6 +2361,7 @@
       <w:r>
         <w:rPr>
           <w:rFonts w:cs="Times New Roman"/>
+          <w:noProof/>
           <w:sz w:val="26"/>
           <w:szCs w:val="26"/>
         </w:rPr>
@@ -2491,6 +2481,7 @@
           <w:rFonts w:ascii="Courier New" w:hAnsi="Courier New" w:cs="Courier New"/>
           <w:i/>
           <w:iCs/>
+          <w:noProof/>
           <w:sz w:val="26"/>
           <w:szCs w:val="26"/>
         </w:rPr>
@@ -2849,6 +2840,7 @@
         <w:rPr>
           <w:rFonts w:ascii="Courier New" w:eastAsia="Courier New" w:hAnsi="Courier New" w:cs="Courier New"/>
           <w:i/>
+          <w:noProof/>
           <w:sz w:val="26"/>
           <w:szCs w:val="26"/>
         </w:rPr>
@@ -2937,6 +2929,7 @@
       <w:r>
         <w:rPr>
           <w:rFonts w:eastAsia="Courier New" w:cs="Times New Roman"/>
+          <w:noProof/>
           <w:sz w:val="26"/>
           <w:szCs w:val="26"/>
         </w:rPr>
@@ -3032,6 +3025,7 @@
         <w:rPr>
           <w:rFonts w:cs="Times New Roman"/>
           <w:i/>
+          <w:noProof/>
           <w:sz w:val="26"/>
           <w:szCs w:val="26"/>
         </w:rPr>
@@ -3105,11 +3099,11 @@
           <w:szCs w:val="26"/>
         </w:rPr>
       </w:pPr>
-      <w:bookmarkStart w:id="3" w:name="_GoBack"/>
       <w:r>
         <w:rPr>
           <w:rFonts w:ascii="Courier New" w:hAnsi="Courier New" w:cs="Courier New"/>
           <w:i/>
+          <w:noProof/>
           <w:sz w:val="26"/>
           <w:szCs w:val="26"/>
         </w:rPr>
@@ -3150,7 +3144,6 @@
           </wp:inline>
         </w:drawing>
       </w:r>
-      <w:bookmarkEnd w:id="3"/>
     </w:p>
     <w:p>
       <w:pPr>
@@ -3249,6 +3242,7 @@
         <w:rPr>
           <w:rFonts w:ascii="Courier New" w:hAnsi="Courier New" w:cs="Courier New"/>
           <w:i/>
+          <w:noProof/>
           <w:sz w:val="26"/>
           <w:szCs w:val="26"/>
         </w:rPr>
@@ -7746,7 +7740,7 @@
 </file>
 
 <file path=customXml/itemProps1.xml><?xml version="1.0" encoding="utf-8"?>
-<ds:datastoreItem xmlns:ds="http://schemas.openxmlformats.org/officeDocument/2006/customXml" ds:itemID="{A5DF7ADD-29EB-486F-B014-F8BDC57B47B4}">
+<ds:datastoreItem xmlns:ds="http://schemas.openxmlformats.org/officeDocument/2006/customXml" ds:itemID="{62A37F2B-D6FD-4CCA-AAA7-E5A6C8E69443}">
   <ds:schemaRefs>
     <ds:schemaRef ds:uri="http://schemas.openxmlformats.org/officeDocument/2006/bibliography"/>
   </ds:schemaRefs>
